--- a/docs/Pre_course_checklist_4day.docx
+++ b/docs/Pre_course_checklist_4day.docx
@@ -83,7 +83,7 @@
           <w:sz w:val="19"/>
           <w:szCs w:val="19"/>
         </w:rPr>
-        <w:t xml:space="preserve">the four-day service, `PROGRAMME_DAYS=4`, cohort label `cohort-1`</w:t>
+        <w:t xml:space="preserve">the four-day service, `PROGRAMME_DAYS=4`, cohort label `elm`</w:t>
       </w:r>
     </w:p>
     <w:p>
@@ -1265,7 +1265,7 @@
           <w:sz w:val="21"/>
           <w:szCs w:val="21"/>
         </w:rPr>
-        <w:t xml:space="preserve">: counts all zero, header reads "instruments open", cohort `cohort-1`, </w:t>
+        <w:t xml:space="preserve">: counts all zero, header reads "instruments open", cohort `elm`, </w:t>
       </w:r>
       <w:r>
         <w:rPr>
